--- a/docs/工业交换机自动配置用户手册.docx
+++ b/docs/工业交换机自动配置用户手册.docx
@@ -1731,12 +1731,7 @@
         <w:pStyle w:val="ListNumber"/>
       </w:pPr>
       <w:r>
-        <w:rPr>
-          <w:rFonts w:ascii="Calibri" w:hAnsi="Calibri" w:eastAsia="Microsoft YaHei"/>
-          <w:b w:val="0"/>
-          <w:sz w:val="22"/>
-        </w:rPr>
-        <w:t>在“配置规划”选择刚保存的拓扑和该手册，输入业务需求，点击“第一步：生成配置思路”。</w:t>
+        <w:t>在“配置规划”选择已保存拓扑和已完成手册；如有相似的已保存方案，可再选择一个“参考模板”。填写业务需求后点击“第一步：生成配置思路”。</w:t>
       </w:r>
     </w:p>
     <w:p>
@@ -2791,12 +2786,7 @@
         <w:pStyle w:val="ListNumber"/>
       </w:pPr>
       <w:r>
-        <w:rPr>
-          <w:rFonts w:ascii="Calibri" w:hAnsi="Calibri" w:eastAsia="Microsoft YaHei"/>
-          <w:b w:val="0"/>
-          <w:sz w:val="22"/>
-        </w:rPr>
-        <w:t>选择已保存拓扑和一份已完成抽取的手册，填写原始需求。一次任务只使用选择的这一本手册。</w:t>
+        <w:t>选择已保存拓扑和一份已完成抽取的手册；如有相似的已保存方案，可额外选择一个“参考模板”。模板只提供业务拆解和命令组织借鉴，当前拓扑、原始需求、用户确认思路和所选手册始终优先。</w:t>
       </w:r>
     </w:p>
     <w:p>
@@ -2998,12 +2988,7 @@
     <w:p>
       <w:pPr/>
       <w:r>
-        <w:rPr>
-          <w:rFonts w:ascii="Calibri" w:hAnsi="Calibri" w:eastAsia="Microsoft YaHei"/>
-          <w:b w:val="0"/>
-          <w:sz w:val="22"/>
-        </w:rPr>
-        <w:t>在配置规划中已有设备命令后，可以点击“保存为模板”，填写标题和简介。模板只保存当前拓扑、需求、配置思路与各设备的最终命令，不保存模型思考、JSON、密码或内部审计文本。</w:t>
+        <w:t>模板可以来自已完成的配置规划，也可以在“模板管理”中独立创建。独立创建时先点击“新建模板”，选择系统中已有拓扑，再填写模板名称、配置需求和配置思路。</w:t>
       </w:r>
     </w:p>
     <w:p>
@@ -3011,12 +2996,7 @@
         <w:pStyle w:val="ListNumber"/>
       </w:pPr>
       <w:r>
-        <w:rPr>
-          <w:rFonts w:ascii="Calibri" w:hAnsi="Calibri" w:eastAsia="Microsoft YaHei"/>
-          <w:b w:val="0"/>
-          <w:sz w:val="22"/>
-        </w:rPr>
-        <w:t>在“模板管理”查看、编辑标题和简介、导出、导入或删除单个模板。</w:t>
+        <w:t>选择拓扑后，系统会按其中的每台交换机生成命令 Tab。逐个切换 Tab，填写该交换机的命令；PC 不需要 CLI 命令。设备数量随所选拓扑变化，命令与设备一一对应，便于后续查看和编辑。</w:t>
       </w:r>
     </w:p>
     <w:p>
@@ -3024,12 +3004,7 @@
         <w:pStyle w:val="ListNumber"/>
       </w:pPr>
       <w:r>
-        <w:rPr>
-          <w:rFonts w:ascii="Calibri" w:hAnsi="Calibri" w:eastAsia="Microsoft YaHei"/>
-          <w:b w:val="0"/>
-          <w:sz w:val="22"/>
-        </w:rPr>
-        <w:t>模板详情的拓扑图与拓扑编辑器一致：可拖动设备查看，并显示从设备中心出发的直线以及两端接口名称。模板预览仅供浏览，不提供连线编辑。</w:t>
+        <w:t>模板详情中的拓扑预览与拓扑编辑一致，可拖动设备查看连线和两端接口名。点击“编辑”可同时修改名称、简介、拓扑快照、需求、思路和分设备命令；替换拓扑时，系统会提示保留同一设备 ID 的命令、清理已不存在设备的命令，并为新设备留空。</w:t>
       </w:r>
     </w:p>
     <w:p>
@@ -3050,12 +3025,7 @@
         <w:pStyle w:val="ListNumber"/>
       </w:pPr>
       <w:r>
-        <w:rPr>
-          <w:rFonts w:ascii="Calibri" w:hAnsi="Calibri" w:eastAsia="Microsoft YaHei"/>
-          <w:b w:val="0"/>
-          <w:sz w:val="22"/>
-        </w:rPr>
-        <w:t>模板不会自动套用到新任务，也不会作为 LLM 提示词。它是人工可查阅、可迁移的历史快照，避免旧设备命令误导新拓扑。</w:t>
+        <w:t>在配置规划页可选一个“参考模板”。它会帮助模型借鉴业务拆解、实施步骤和命令组织方式，但不会自动复制模板命令，也不会替换当前拓扑、需求、用户确认的思路或所选手册。当前设备名称、端口、IP、网关和手册命令始终优先；模板也不参与手册检索。</w:t>
       </w:r>
     </w:p>
     <w:p>
